--- a/artifacts/HR-02/build/resume-ca-114.docx
+++ b/artifacts/HR-02/build/resume-ca-114.docx
@@ -32,7 +32,7 @@
         </w:numPr>
       </w:pPr>
       <w:r>
-        <w:t xml:space="preserve">Requisition ID: RQN-2026-0105</w:t>
+        <w:t xml:space="preserve">Requisition ID: RQN-2026-0106</w:t>
       </w:r>
     </w:p>
     <w:p>
@@ -44,7 +44,7 @@
         </w:numPr>
       </w:pPr>
       <w:r>
-        <w:t xml:space="preserve">Application date: 2026-03-17</w:t>
+        <w:t xml:space="preserve">Application date: 2026-03-18</w:t>
       </w:r>
     </w:p>
     <w:p>
@@ -73,7 +73,7 @@
         <w:pStyle w:val="FirstParagraph"/>
       </w:pPr>
       <w:r>
-        <w:t xml:space="preserve">Software engineer, four years in, most of it on internal services for an operations group. I want to work somewhere the design conversation happens in writing, because the places I have worked have mostly had it in corridors and then had it again six months later.</w:t>
+        <w:t xml:space="preserve">Operations analyst, four years in, most of it on internal services for a planning group. I want to work somewhere the plan is argued in writing, because the places I have worked have mostly argued it in corridors and then argued it again six months later.</w:t>
       </w:r>
     </w:p>
     <w:bookmarkEnd w:id="9"/>
@@ -86,13 +86,13 @@
         <w:t xml:space="preserve">Experience</w:t>
       </w:r>
     </w:p>
-    <w:bookmarkStart w:id="10" w:name="Xf16bd2165ba89d2ca5208157d3660fa07b6be77"/>
+    <w:bookmarkStart w:id="10" w:name="X2cb0463d055ec6fdb3509d509aef8095786c307"/>
     <w:p>
       <w:pPr>
         <w:pStyle w:val="Heading3"/>
       </w:pPr>
       <w:r>
-        <w:t xml:space="preserve">Software Engineer, a mid sized manufacturing software company, 2 years 6 months</w:t>
+        <w:t xml:space="preserve">Operations Analyst, a mid sized manufacturing services company, 2 years 6 months</w:t>
       </w:r>
     </w:p>
     <w:p>
@@ -104,7 +104,7 @@
         </w:numPr>
       </w:pPr>
       <w:r>
-        <w:t xml:space="preserve">Build the internal services an operations group uses to plan shift coverage.</w:t>
+        <w:t xml:space="preserve">Build the internal processes a planning group uses to work out shift coverage.</w:t>
       </w:r>
     </w:p>
     <w:p>
@@ -128,7 +128,7 @@
         </w:numPr>
       </w:pPr>
       <w:r>
-        <w:t xml:space="preserve">Wrote the first operating notes the service had, because the previous owner had left and taken the knowledge with them.</w:t>
+        <w:t xml:space="preserve">Wrote the first operating notes the process had, because the previous owner had left and taken the knowledge with them.</w:t>
       </w:r>
     </w:p>
     <w:p>
@@ -144,13 +144,13 @@
       </w:r>
     </w:p>
     <w:bookmarkEnd w:id="10"/>
-    <w:bookmarkStart w:id="11" w:name="Xa47f9667d00d24954ba4db66640c63b50d60db1"/>
+    <w:bookmarkStart w:id="11" w:name="X4a32d074c3fd6ab57032561ee743a2abbc9d95b"/>
     <w:p>
       <w:pPr>
         <w:pStyle w:val="Heading3"/>
       </w:pPr>
       <w:r>
-        <w:t xml:space="preserve">Software Engineer, a small business software company, 1 year 8 months</w:t>
+        <w:t xml:space="preserve">Onboarding Specialist, a small business services company, 1 year 8 months</w:t>
       </w:r>
     </w:p>
     <w:p>
@@ -162,7 +162,7 @@
         </w:numPr>
       </w:pPr>
       <w:r>
-        <w:t xml:space="preserve">Worked on a customer facing portal and the reporting behind it.</w:t>
+        <w:t xml:space="preserve">Took new customers through their first month and the reporting behind it.</w:t>
       </w:r>
     </w:p>
     <w:p>
@@ -174,7 +174,7 @@
         </w:numPr>
       </w:pPr>
       <w:r>
-        <w:t xml:space="preserve">Took the small on call rotation for that portal and wrote up what broke each time, which is how the reporting jobs stopped being a surprise every month end.</w:t>
+        <w:t xml:space="preserve">Took the small out of hours rota for that work and wrote up what broke each time, which is how the monthly reporting stopped being a surprise.</w:t>
       </w:r>
     </w:p>
     <w:p>
@@ -186,7 +186,7 @@
         </w:numPr>
       </w:pPr>
       <w:r>
-        <w:t xml:space="preserve">Built the first structured logging the portal had, after a week of guessing at a problem from the outside.</w:t>
+        <w:t xml:space="preserve">Told the team lead which of the two requested reports would not be built that quarter.</w:t>
       </w:r>
     </w:p>
     <w:bookmarkEnd w:id="11"/>
@@ -200,13 +200,13 @@
         <w:t xml:space="preserve">Education</w:t>
       </w:r>
     </w:p>
-    <w:bookmarkStart w:id="13" w:name="X3dc22dc70598c8a094b577b9028c0ff14f2784e"/>
+    <w:bookmarkStart w:id="13" w:name="Xc215b519fff91b7451a6e9c96c228ca430254e4"/>
     <w:p>
       <w:pPr>
         <w:pStyle w:val="Heading3"/>
       </w:pPr>
       <w:r>
-        <w:t xml:space="preserve">Bachelor’s degree in software engineering, a mid sized public university</w:t>
+        <w:t xml:space="preserve">Bachelor’s degree in industrial design, a mid sized public university</w:t>
       </w:r>
     </w:p>
     <w:p>
@@ -218,7 +218,7 @@
         </w:numPr>
       </w:pPr>
       <w:r>
-        <w:t xml:space="preserve">Placement year in an internal tooling team.</w:t>
+        <w:t xml:space="preserve">Placement year in an internal operations team.</w:t>
       </w:r>
     </w:p>
     <w:bookmarkEnd w:id="13"/>

--- a/artifacts/HR-02/build/resume-ca-114.docx
+++ b/artifacts/HR-02/build/resume-ca-114.docx
@@ -162,7 +162,7 @@
         </w:numPr>
       </w:pPr>
       <w:r>
-        <w:t xml:space="preserve">Took new customers through their first month and the reporting behind it.</w:t>
+        <w:t xml:space="preserve">Two of the requested reports would not be built that quarter, decided early and said so before starting the rest.</w:t>
       </w:r>
     </w:p>
     <w:p>
@@ -174,7 +174,7 @@
         </w:numPr>
       </w:pPr>
       <w:r>
-        <w:t xml:space="preserve">Took the small out of hours rota for that work and wrote up what broke each time, which is how the monthly reporting stopped being a surprise.</w:t>
+        <w:t xml:space="preserve">Took new customers through their first month and the reporting behind it.</w:t>
       </w:r>
     </w:p>
     <w:p>
@@ -186,7 +186,7 @@
         </w:numPr>
       </w:pPr>
       <w:r>
-        <w:t xml:space="preserve">Told the team lead which of the two requested reports would not be built that quarter.</w:t>
+        <w:t xml:space="preserve">Took the small out of hours rota for that work and wrote up what broke each time, which is how the monthly reporting stopped being a surprise.</w:t>
       </w:r>
     </w:p>
     <w:bookmarkEnd w:id="11"/>

--- a/artifacts/HR-02/build/resume-ca-114.docx
+++ b/artifacts/HR-02/build/resume-ca-114.docx
@@ -162,7 +162,7 @@
         </w:numPr>
       </w:pPr>
       <w:r>
-        <w:t xml:space="preserve">Two of the requested reports would not be built that quarter, decided early and said so before starting the rest.</w:t>
+        <w:t xml:space="preserve">Decided early that two of the requested reports would not be built that quarter, and said so before starting the rest.</w:t>
       </w:r>
     </w:p>
     <w:p>
